--- a/RuinfallGDD.docx
+++ b/RuinfallGDD.docx
@@ -1,6 +1,6 @@
 
 <file path=word/document.xml><?xml version="1.0" encoding="utf-8"?>
-<w:document xmlns:wpc="http://schemas.microsoft.com/office/word/2010/wordprocessingCanvas" xmlns:cx="http://schemas.microsoft.com/office/drawing/2014/chartex" xmlns:cx1="http://schemas.microsoft.com/office/drawing/2015/9/8/chartex" xmlns:cx2="http://schemas.microsoft.com/office/drawing/2015/10/21/chartex" xmlns:cx3="http://schemas.microsoft.com/office/drawing/2016/5/9/chartex" xmlns:cx4="http://schemas.microsoft.com/office/drawing/2016/5/10/chartex" xmlns:cx5="http://schemas.microsoft.com/office/drawing/2016/5/11/chartex" xmlns:cx6="http://schemas.microsoft.com/office/drawing/2016/5/12/chartex" xmlns:cx7="http://schemas.microsoft.com/office/drawing/2016/5/13/chartex" xmlns:cx8="http://schemas.microsoft.com/office/drawing/2016/5/14/chartex" xmlns:mc="http://schemas.openxmlformats.org/markup-compatibility/2006" xmlns:aink="http://schemas.microsoft.com/office/drawing/2016/ink" xmlns:am3d="http://schemas.microsoft.com/office/drawing/2017/model3d" xmlns:o="urn:schemas-microsoft-com:office:office" xmlns:oel="http://schemas.microsoft.com/office/2019/extlst" xmlns:r="http://schemas.openxmlformats.org/officeDocument/2006/relationships" xmlns:m="http://schemas.openxmlformats.org/officeDocument/2006/math" xmlns:v="urn:schemas-microsoft-com:vml" xmlns:wp14="http://schemas.microsoft.com/office/word/2010/wordprocessingDrawing" xmlns:wp="http://schemas.openxmlformats.org/drawingml/2006/wordprocessingDrawing" xmlns:w10="urn:schemas-microsoft-com:office:word" xmlns:w="http://schemas.openxmlformats.org/wordprocessingml/2006/main" xmlns:w14="http://schemas.microsoft.com/office/word/2010/wordml" xmlns:w15="http://schemas.microsoft.com/office/word/2012/wordml" xmlns:w16cei="http://schemas.microsoft.com/office/word/2026/wordml/cei" xmlns:w16cex="http://schemas.microsoft.com/office/word/2018/wordml/cex" xmlns:w16cid="http://schemas.microsoft.com/office/word/2016/wordml/cid" xmlns:w16="http://schemas.microsoft.com/office/word/2018/wordml" xmlns:w16du="http://schemas.microsoft.com/office/word/2023/wordml/word16du" xmlns:w16sdtdh="http://schemas.microsoft.com/office/word/2020/wordml/sdtdatahash" xmlns:w16sdtfl="http://schemas.microsoft.com/office/word/2024/wordml/sdtformatlock" xmlns:w16se="http://schemas.microsoft.com/office/word/2015/wordml/symex" xmlns:wpg="http://schemas.microsoft.com/office/word/2010/wordprocessingGroup" xmlns:wpi="http://schemas.microsoft.com/office/word/2010/wordprocessingInk" xmlns:wne="http://schemas.microsoft.com/office/word/2006/wordml" xmlns:wps="http://schemas.microsoft.com/office/word/2010/wordprocessingShape" mc:Ignorable="w14 w15 w16se w16cid w16 w16cex w16sdtdh w16sdtfl w16du wp14">
+<w:document xmlns:wpc="http://schemas.microsoft.com/office/word/2010/wordprocessingCanvas" xmlns:cx="http://schemas.microsoft.com/office/drawing/2014/chartex" xmlns:cx1="http://schemas.microsoft.com/office/drawing/2015/9/8/chartex" xmlns:cx2="http://schemas.microsoft.com/office/drawing/2015/10/21/chartex" xmlns:cx3="http://schemas.microsoft.com/office/drawing/2016/5/9/chartex" xmlns:cx4="http://schemas.microsoft.com/office/drawing/2016/5/10/chartex" xmlns:cx5="http://schemas.microsoft.com/office/drawing/2016/5/11/chartex" xmlns:cx6="http://schemas.microsoft.com/office/drawing/2016/5/12/chartex" xmlns:cx7="http://schemas.microsoft.com/office/drawing/2016/5/13/chartex" xmlns:cx8="http://schemas.microsoft.com/office/drawing/2016/5/14/chartex" xmlns:mc="http://schemas.openxmlformats.org/markup-compatibility/2006" xmlns:aink="http://schemas.microsoft.com/office/drawing/2016/ink" xmlns:am3d="http://schemas.microsoft.com/office/drawing/2017/model3d" xmlns:o="urn:schemas-microsoft-com:office:office" xmlns:oel="http://schemas.microsoft.com/office/2019/extlst" xmlns:r="http://schemas.openxmlformats.org/officeDocument/2006/relationships" xmlns:m="http://schemas.openxmlformats.org/officeDocument/2006/math" xmlns:v="urn:schemas-microsoft-com:vml" xmlns:wp14="http://schemas.microsoft.com/office/word/2010/wordprocessingDrawing" xmlns:wp="http://schemas.openxmlformats.org/drawingml/2006/wordprocessingDrawing" xmlns:w10="urn:schemas-microsoft-com:office:word" xmlns:w="http://schemas.openxmlformats.org/wordprocessingml/2006/main" xmlns:w14="http://schemas.microsoft.com/office/word/2010/wordml" xmlns:w15="http://schemas.microsoft.com/office/word/2012/wordml" xmlns:w16cex="http://schemas.microsoft.com/office/word/2018/wordml/cex" xmlns:w16cid="http://schemas.microsoft.com/office/word/2016/wordml/cid" xmlns:w16="http://schemas.microsoft.com/office/word/2018/wordml" xmlns:w16du="http://schemas.microsoft.com/office/word/2023/wordml/word16du" xmlns:w16sdtdh="http://schemas.microsoft.com/office/word/2020/wordml/sdtdatahash" xmlns:w16sdtfl="http://schemas.microsoft.com/office/word/2024/wordml/sdtformatlock" xmlns:w16se="http://schemas.microsoft.com/office/word/2015/wordml/symex" xmlns:wpg="http://schemas.microsoft.com/office/word/2010/wordprocessingGroup" xmlns:wpi="http://schemas.microsoft.com/office/word/2010/wordprocessingInk" xmlns:wne="http://schemas.microsoft.com/office/word/2006/wordml" xmlns:wps="http://schemas.microsoft.com/office/word/2010/wordprocessingShape" mc:Ignorable="w14 w15 w16se w16cid w16 w16cex w16sdtdh w16sdtfl w16du wp14">
   <w:body>
     <w:sdt>
       <w:sdtPr>
@@ -216,7 +216,7 @@
                   </wp:anchor>
                 </w:drawing>
               </mc:Choice>
-              <mc:Fallback>
+              <mc:Fallback xmlns:w16cei="http://schemas.microsoft.com/office/word/2026/wordml/cei">
                 <w:pict>
                   <v:shapetype w14:anchorId="1EDFDE48" id="_x0000_t202" coordsize="21600,21600" o:spt="202" path="m,l,21600r21600,l21600,xe">
                     <v:stroke joinstyle="miter"/>
@@ -442,7 +442,7 @@
                   </wp:anchor>
                 </w:drawing>
               </mc:Choice>
-              <mc:Fallback>
+              <mc:Fallback xmlns:w16cei="http://schemas.microsoft.com/office/word/2026/wordml/cei">
                 <w:pict>
                   <v:rect w14:anchorId="199884FA" id="Rectangle 132" o:spid="_x0000_s1027" style="position:absolute;margin-left:-4.4pt;margin-top:0;width:46.8pt;height:77.75pt;z-index:251659264;visibility:visible;mso-wrap-style:square;mso-width-percent:76;mso-height-percent:98;mso-top-percent:23;mso-wrap-distance-left:9pt;mso-wrap-distance-top:0;mso-wrap-distance-right:9pt;mso-wrap-distance-bottom:0;mso-position-horizontal:right;mso-position-horizontal-relative:margin;mso-position-vertical-relative:page;mso-width-percent:76;mso-height-percent:98;mso-top-percent:23;mso-width-relative:page;mso-height-relative:page;v-text-anchor:bottom" o:gfxdata="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" fillcolor="#4472c4 [3204]" stroked="f" strokeweight="1pt">
                     <o:lock v:ext="edit" aspectratio="t"/>
@@ -6271,6 +6271,341 @@
       </w:tr>
     </w:tbl>
     <w:p/>
+    <w:p>
+      <w:r>
+        <w:br w:type="page"/>
+      </w:r>
+    </w:p>
+    <w:p>
+      <w:pPr>
+        <w:pStyle w:val="Heading2"/>
+      </w:pPr>
+      <w:r>
+        <w:lastRenderedPageBreak/>
+        <w:t>Build Testing</w:t>
+      </w:r>
+    </w:p>
+    <w:tbl>
+      <w:tblPr>
+        <w:tblStyle w:val="TableGrid"/>
+        <w:tblW w:w="0" w:type="auto"/>
+        <w:tblLook w:val="04A0" w:firstRow="1" w:lastRow="0" w:firstColumn="1" w:lastColumn="0" w:noHBand="0" w:noVBand="1"/>
+      </w:tblPr>
+      <w:tblGrid>
+        <w:gridCol w:w="2263"/>
+        <w:gridCol w:w="6753"/>
+      </w:tblGrid>
+      <w:tr>
+        <w:tc>
+          <w:tcPr>
+            <w:tcW w:w="2263" w:type="dxa"/>
+          </w:tcPr>
+          <w:p>
+            <w:r>
+              <w:t>Mechanic</w:t>
+            </w:r>
+          </w:p>
+        </w:tc>
+        <w:tc>
+          <w:tcPr>
+            <w:tcW w:w="6753" w:type="dxa"/>
+          </w:tcPr>
+          <w:p>
+            <w:r>
+              <w:t>Status</w:t>
+            </w:r>
+          </w:p>
+        </w:tc>
+      </w:tr>
+      <w:tr>
+        <w:tc>
+          <w:tcPr>
+            <w:tcW w:w="2263" w:type="dxa"/>
+          </w:tcPr>
+          <w:p>
+            <w:r>
+              <w:t>Basic Combat</w:t>
+            </w:r>
+          </w:p>
+        </w:tc>
+        <w:tc>
+          <w:tcPr>
+            <w:tcW w:w="6753" w:type="dxa"/>
+          </w:tcPr>
+          <w:p/>
+        </w:tc>
+      </w:tr>
+      <w:tr>
+        <w:tc>
+          <w:tcPr>
+            <w:tcW w:w="2263" w:type="dxa"/>
+          </w:tcPr>
+          <w:p>
+            <w:r>
+              <w:t>Movement</w:t>
+            </w:r>
+          </w:p>
+        </w:tc>
+        <w:tc>
+          <w:tcPr>
+            <w:tcW w:w="6753" w:type="dxa"/>
+          </w:tcPr>
+          <w:p/>
+        </w:tc>
+      </w:tr>
+      <w:tr>
+        <w:tc>
+          <w:tcPr>
+            <w:tcW w:w="2263" w:type="dxa"/>
+          </w:tcPr>
+          <w:p>
+            <w:r>
+              <w:t>Aiming</w:t>
+            </w:r>
+          </w:p>
+        </w:tc>
+        <w:tc>
+          <w:tcPr>
+            <w:tcW w:w="6753" w:type="dxa"/>
+          </w:tcPr>
+          <w:p/>
+        </w:tc>
+      </w:tr>
+      <w:tr>
+        <w:tc>
+          <w:tcPr>
+            <w:tcW w:w="2263" w:type="dxa"/>
+          </w:tcPr>
+          <w:p>
+            <w:r>
+              <w:t>World Design</w:t>
+            </w:r>
+          </w:p>
+        </w:tc>
+        <w:tc>
+          <w:tcPr>
+            <w:tcW w:w="6753" w:type="dxa"/>
+          </w:tcPr>
+          <w:p/>
+        </w:tc>
+      </w:tr>
+      <w:tr>
+        <w:tc>
+          <w:tcPr>
+            <w:tcW w:w="2263" w:type="dxa"/>
+          </w:tcPr>
+          <w:p>
+            <w:r>
+              <w:t>Temporary Powerups</w:t>
+            </w:r>
+          </w:p>
+        </w:tc>
+        <w:tc>
+          <w:tcPr>
+            <w:tcW w:w="6753" w:type="dxa"/>
+          </w:tcPr>
+          <w:p/>
+        </w:tc>
+      </w:tr>
+      <w:tr>
+        <w:tc>
+          <w:tcPr>
+            <w:tcW w:w="2263" w:type="dxa"/>
+          </w:tcPr>
+          <w:p>
+            <w:r>
+              <w:t>Evasion</w:t>
+            </w:r>
+          </w:p>
+        </w:tc>
+        <w:tc>
+          <w:tcPr>
+            <w:tcW w:w="6753" w:type="dxa"/>
+          </w:tcPr>
+          <w:p/>
+        </w:tc>
+      </w:tr>
+      <w:tr>
+        <w:tc>
+          <w:tcPr>
+            <w:tcW w:w="2263" w:type="dxa"/>
+          </w:tcPr>
+          <w:p>
+            <w:r>
+              <w:t>Bleed</w:t>
+            </w:r>
+          </w:p>
+        </w:tc>
+        <w:tc>
+          <w:tcPr>
+            <w:tcW w:w="6753" w:type="dxa"/>
+          </w:tcPr>
+          <w:p/>
+        </w:tc>
+      </w:tr>
+      <w:tr>
+        <w:tc>
+          <w:tcPr>
+            <w:tcW w:w="2263" w:type="dxa"/>
+          </w:tcPr>
+          <w:p>
+            <w:r>
+              <w:t>Combustion</w:t>
+            </w:r>
+          </w:p>
+        </w:tc>
+        <w:tc>
+          <w:tcPr>
+            <w:tcW w:w="6753" w:type="dxa"/>
+          </w:tcPr>
+          <w:p/>
+        </w:tc>
+      </w:tr>
+      <w:tr>
+        <w:tc>
+          <w:tcPr>
+            <w:tcW w:w="2263" w:type="dxa"/>
+          </w:tcPr>
+          <w:p>
+            <w:r>
+              <w:t>Slow</w:t>
+            </w:r>
+          </w:p>
+        </w:tc>
+        <w:tc>
+          <w:tcPr>
+            <w:tcW w:w="6753" w:type="dxa"/>
+          </w:tcPr>
+          <w:p/>
+        </w:tc>
+      </w:tr>
+      <w:tr>
+        <w:tc>
+          <w:tcPr>
+            <w:tcW w:w="2263" w:type="dxa"/>
+          </w:tcPr>
+          <w:p>
+            <w:r>
+              <w:t>Frostbite</w:t>
+            </w:r>
+          </w:p>
+        </w:tc>
+        <w:tc>
+          <w:tcPr>
+            <w:tcW w:w="6753" w:type="dxa"/>
+          </w:tcPr>
+          <w:p/>
+        </w:tc>
+      </w:tr>
+      <w:tr>
+        <w:tc>
+          <w:tcPr>
+            <w:tcW w:w="2263" w:type="dxa"/>
+          </w:tcPr>
+          <w:p>
+            <w:r>
+              <w:t>Cauterise</w:t>
+            </w:r>
+          </w:p>
+        </w:tc>
+        <w:tc>
+          <w:tcPr>
+            <w:tcW w:w="6753" w:type="dxa"/>
+          </w:tcPr>
+          <w:p/>
+        </w:tc>
+      </w:tr>
+      <w:tr>
+        <w:tc>
+          <w:tcPr>
+            <w:tcW w:w="2263" w:type="dxa"/>
+          </w:tcPr>
+          <w:p>
+            <w:r>
+              <w:t>Armour</w:t>
+            </w:r>
+          </w:p>
+        </w:tc>
+        <w:tc>
+          <w:tcPr>
+            <w:tcW w:w="6753" w:type="dxa"/>
+          </w:tcPr>
+          <w:p/>
+        </w:tc>
+      </w:tr>
+      <w:tr>
+        <w:tc>
+          <w:tcPr>
+            <w:tcW w:w="2263" w:type="dxa"/>
+          </w:tcPr>
+          <w:p>
+            <w:r>
+              <w:t>Multi Shot</w:t>
+            </w:r>
+          </w:p>
+        </w:tc>
+        <w:tc>
+          <w:tcPr>
+            <w:tcW w:w="6753" w:type="dxa"/>
+          </w:tcPr>
+          <w:p/>
+        </w:tc>
+      </w:tr>
+      <w:tr>
+        <w:tc>
+          <w:tcPr>
+            <w:tcW w:w="2263" w:type="dxa"/>
+          </w:tcPr>
+          <w:p>
+            <w:r>
+              <w:t>Dash</w:t>
+            </w:r>
+          </w:p>
+        </w:tc>
+        <w:tc>
+          <w:tcPr>
+            <w:tcW w:w="6753" w:type="dxa"/>
+          </w:tcPr>
+          <w:p/>
+        </w:tc>
+      </w:tr>
+      <w:tr>
+        <w:tc>
+          <w:tcPr>
+            <w:tcW w:w="2263" w:type="dxa"/>
+          </w:tcPr>
+          <w:p>
+            <w:r>
+              <w:t>Health</w:t>
+            </w:r>
+          </w:p>
+        </w:tc>
+        <w:tc>
+          <w:tcPr>
+            <w:tcW w:w="6753" w:type="dxa"/>
+          </w:tcPr>
+          <w:p/>
+        </w:tc>
+      </w:tr>
+      <w:tr>
+        <w:tc>
+          <w:tcPr>
+            <w:tcW w:w="2263" w:type="dxa"/>
+          </w:tcPr>
+          <w:p>
+            <w:r>
+              <w:t>Powerups</w:t>
+            </w:r>
+          </w:p>
+        </w:tc>
+        <w:tc>
+          <w:tcPr>
+            <w:tcW w:w="6753" w:type="dxa"/>
+          </w:tcPr>
+          <w:p/>
+        </w:tc>
+      </w:tr>
+    </w:tbl>
     <w:p>
       <w:r>
         <w:br w:type="page"/>
@@ -6463,7 +6798,7 @@
 </file>
 
 <file path=word/numbering.xml><?xml version="1.0" encoding="utf-8"?>
-<w:numbering xmlns:wpc="http://schemas.microsoft.com/office/word/2010/wordprocessingCanvas" xmlns:cx="http://schemas.microsoft.com/office/drawing/2014/chartex" xmlns:cx1="http://schemas.microsoft.com/office/drawing/2015/9/8/chartex" xmlns:cx2="http://schemas.microsoft.com/office/drawing/2015/10/21/chartex" xmlns:cx3="http://schemas.microsoft.com/office/drawing/2016/5/9/chartex" xmlns:cx4="http://schemas.microsoft.com/office/drawing/2016/5/10/chartex" xmlns:cx5="http://schemas.microsoft.com/office/drawing/2016/5/11/chartex" xmlns:cx6="http://schemas.microsoft.com/office/drawing/2016/5/12/chartex" xmlns:cx7="http://schemas.microsoft.com/office/drawing/2016/5/13/chartex" xmlns:cx8="http://schemas.microsoft.com/office/drawing/2016/5/14/chartex" xmlns:mc="http://schemas.openxmlformats.org/markup-compatibility/2006" xmlns:aink="http://schemas.microsoft.com/office/drawing/2016/ink" xmlns:am3d="http://schemas.microsoft.com/office/drawing/2017/model3d" xmlns:o="urn:schemas-microsoft-com:office:office" xmlns:oel="http://schemas.microsoft.com/office/2019/extlst" xmlns:r="http://schemas.openxmlformats.org/officeDocument/2006/relationships" xmlns:m="http://schemas.openxmlformats.org/officeDocument/2006/math" xmlns:v="urn:schemas-microsoft-com:vml" xmlns:wp14="http://schemas.microsoft.com/office/word/2010/wordprocessingDrawing" xmlns:wp="http://schemas.openxmlformats.org/drawingml/2006/wordprocessingDrawing" xmlns:w10="urn:schemas-microsoft-com:office:word" xmlns:w="http://schemas.openxmlformats.org/wordprocessingml/2006/main" xmlns:w14="http://schemas.microsoft.com/office/word/2010/wordml" xmlns:w15="http://schemas.microsoft.com/office/word/2012/wordml" xmlns:w16cei="http://schemas.microsoft.com/office/word/2026/wordml/cei" xmlns:w16cex="http://schemas.microsoft.com/office/word/2018/wordml/cex" xmlns:w16cid="http://schemas.microsoft.com/office/word/2016/wordml/cid" xmlns:w16="http://schemas.microsoft.com/office/word/2018/wordml" xmlns:w16du="http://schemas.microsoft.com/office/word/2023/wordml/word16du" xmlns:w16sdtdh="http://schemas.microsoft.com/office/word/2020/wordml/sdtdatahash" xmlns:w16sdtfl="http://schemas.microsoft.com/office/word/2024/wordml/sdtformatlock" xmlns:w16se="http://schemas.microsoft.com/office/word/2015/wordml/symex" xmlns:wpg="http://schemas.microsoft.com/office/word/2010/wordprocessingGroup" xmlns:wpi="http://schemas.microsoft.com/office/word/2010/wordprocessingInk" xmlns:wne="http://schemas.microsoft.com/office/word/2006/wordml" xmlns:wps="http://schemas.microsoft.com/office/word/2010/wordprocessingShape" mc:Ignorable="w14 w15 w16se w16cid w16 w16cex w16sdtdh w16sdtfl w16du wp14">
+<w:numbering xmlns:wpc="http://schemas.microsoft.com/office/word/2010/wordprocessingCanvas" xmlns:cx="http://schemas.microsoft.com/office/drawing/2014/chartex" xmlns:cx1="http://schemas.microsoft.com/office/drawing/2015/9/8/chartex" xmlns:cx2="http://schemas.microsoft.com/office/drawing/2015/10/21/chartex" xmlns:cx3="http://schemas.microsoft.com/office/drawing/2016/5/9/chartex" xmlns:cx4="http://schemas.microsoft.com/office/drawing/2016/5/10/chartex" xmlns:cx5="http://schemas.microsoft.com/office/drawing/2016/5/11/chartex" xmlns:cx6="http://schemas.microsoft.com/office/drawing/2016/5/12/chartex" xmlns:cx7="http://schemas.microsoft.com/office/drawing/2016/5/13/chartex" xmlns:cx8="http://schemas.microsoft.com/office/drawing/2016/5/14/chartex" xmlns:mc="http://schemas.openxmlformats.org/markup-compatibility/2006" xmlns:aink="http://schemas.microsoft.com/office/drawing/2016/ink" xmlns:am3d="http://schemas.microsoft.com/office/drawing/2017/model3d" xmlns:o="urn:schemas-microsoft-com:office:office" xmlns:oel="http://schemas.microsoft.com/office/2019/extlst" xmlns:r="http://schemas.openxmlformats.org/officeDocument/2006/relationships" xmlns:m="http://schemas.openxmlformats.org/officeDocument/2006/math" xmlns:v="urn:schemas-microsoft-com:vml" xmlns:wp14="http://schemas.microsoft.com/office/word/2010/wordprocessingDrawing" xmlns:wp="http://schemas.openxmlformats.org/drawingml/2006/wordprocessingDrawing" xmlns:w10="urn:schemas-microsoft-com:office:word" xmlns:w="http://schemas.openxmlformats.org/wordprocessingml/2006/main" xmlns:w14="http://schemas.microsoft.com/office/word/2010/wordml" xmlns:w15="http://schemas.microsoft.com/office/word/2012/wordml" xmlns:w16cex="http://schemas.microsoft.com/office/word/2018/wordml/cex" xmlns:w16cid="http://schemas.microsoft.com/office/word/2016/wordml/cid" xmlns:w16="http://schemas.microsoft.com/office/word/2018/wordml" xmlns:w16du="http://schemas.microsoft.com/office/word/2023/wordml/word16du" xmlns:w16sdtdh="http://schemas.microsoft.com/office/word/2020/wordml/sdtdatahash" xmlns:w16sdtfl="http://schemas.microsoft.com/office/word/2024/wordml/sdtformatlock" xmlns:w16se="http://schemas.microsoft.com/office/word/2015/wordml/symex" xmlns:wpg="http://schemas.microsoft.com/office/word/2010/wordprocessingGroup" xmlns:wpi="http://schemas.microsoft.com/office/word/2010/wordprocessingInk" xmlns:wne="http://schemas.microsoft.com/office/word/2006/wordml" xmlns:wps="http://schemas.microsoft.com/office/word/2010/wordprocessingShape" mc:Ignorable="w14 w15 w16se w16cid w16 w16cex w16sdtdh w16sdtfl w16du wp14">
   <w:abstractNum w:abstractNumId="0" w15:restartNumberingAfterBreak="0">
     <w:nsid w:val="1AAE391D"/>
     <w:multiLevelType w:val="hybridMultilevel"/>
